--- a/backend/word_templates/工程类/集团内工程/机械租赁/五选二/7.供应商资格审核表.docx
+++ b/backend/word_templates/工程类/集团内工程/机械租赁/五选二/7.供应商资格审核表.docx
@@ -202,7 +202,7 @@
               <w:rPr>
                 <w:rFonts w:hint="eastAsia" w:ascii="仿宋_GB2312" w:eastAsia="仿宋_GB2312" w:cs="AdobeSongStd-Light"/>
                 <w:b/>
-                <w:color w:val="auto"/>
+                <w:color w:val="0000FF"/>
                 <w:kern w:val="0"/>
                 <w:sz w:val="24"/>
                 <w:highlight w:val="none"/>
@@ -262,7 +262,7 @@
               <w:rPr>
                 <w:rFonts w:ascii="仿宋_GB2312" w:eastAsia="仿宋_GB2312" w:cs="AdobeSongStd-Light"/>
                 <w:b/>
-                <w:color w:val="auto"/>
+                <w:color w:val="0000FF"/>
                 <w:kern w:val="0"/>
                 <w:sz w:val="24"/>
                 <w:highlight w:val="none"/>
@@ -273,7 +273,7 @@
                 <w:rFonts w:hint="eastAsia" w:ascii="仿宋_GB2312" w:eastAsia="仿宋_GB2312" w:cs="AdobeSongStd-Light"/>
                 <w:b w:val="0"/>
                 <w:bCs/>
-                <w:color w:val="auto"/>
+                <w:color w:val="0000FF"/>
                 <w:kern w:val="0"/>
                 <w:sz w:val="24"/>
                 <w:highlight w:val="none"/>
@@ -380,7 +380,7 @@
               <w:rPr>
                 <w:rFonts w:hint="default" w:ascii="仿宋_GB2312" w:eastAsia="仿宋_GB2312" w:cs="AdobeSongStd-Light"/>
                 <w:b/>
-                <w:color w:val="auto"/>
+                <w:color w:val="0000FF"/>
                 <w:kern w:val="0"/>
                 <w:sz w:val="24"/>
                 <w:highlight w:val="none"/>
@@ -390,7 +390,7 @@
             <w:r>
               <w:rPr>
                 <w:rFonts w:hint="eastAsia" w:ascii="仿宋_GB2312" w:hAnsi="宋体" w:eastAsia="仿宋_GB2312" w:cs="宋体"/>
-                <w:color w:val="auto"/>
+                <w:color w:val="0000FF"/>
                 <w:kern w:val="0"/>
                 <w:sz w:val="24"/>
                 <w:highlight w:val="none"/>
@@ -494,7 +494,7 @@
               <w:jc w:val="center"/>
               <w:rPr>
                 <w:rFonts w:hint="default" w:ascii="仿宋_GB2312" w:hAnsi="宋体" w:eastAsia="仿宋_GB2312" w:cs="宋体"/>
-                <w:color w:val="auto"/>
+                <w:color w:val="0000FF"/>
                 <w:kern w:val="0"/>
                 <w:sz w:val="24"/>
                 <w:highlight w:val="none"/>
@@ -504,7 +504,7 @@
             <w:r>
               <w:rPr>
                 <w:rFonts w:hint="eastAsia" w:ascii="仿宋_GB2312" w:hAnsi="宋体" w:eastAsia="仿宋_GB2312" w:cs="宋体"/>
-                <w:color w:val="auto"/>
+                <w:color w:val="0000FF"/>
                 <w:kern w:val="0"/>
                 <w:sz w:val="24"/>
                 <w:highlight w:val="none"/>
@@ -529,7 +529,7 @@
               <w:jc w:val="center"/>
               <w:rPr>
                 <w:rFonts w:hint="default" w:ascii="仿宋_GB2312" w:hAnsi="宋体" w:eastAsia="仿宋_GB2312" w:cs="宋体"/>
-                <w:color w:val="auto"/>
+                <w:color w:val="0000FF"/>
                 <w:kern w:val="0"/>
                 <w:sz w:val="24"/>
                 <w:highlight w:val="none"/>
@@ -539,7 +539,7 @@
             <w:r>
               <w:rPr>
                 <w:rFonts w:hint="eastAsia" w:ascii="仿宋_GB2312" w:hAnsi="宋体" w:eastAsia="仿宋_GB2312" w:cs="宋体"/>
-                <w:color w:val="auto"/>
+                <w:color w:val="0000FF"/>
                 <w:kern w:val="0"/>
                 <w:sz w:val="24"/>
                 <w:highlight w:val="none"/>
@@ -2951,7 +2951,7 @@
               <w:rPr>
                 <w:rFonts w:ascii="仿宋_GB2312" w:eastAsia="仿宋_GB2312" w:cs="AdobeSongStd-Light"/>
                 <w:b/>
-                <w:color w:val="auto"/>
+                <w:color w:val="0000FF"/>
                 <w:kern w:val="0"/>
                 <w:sz w:val="24"/>
                 <w:highlight w:val="none"/>
@@ -2961,7 +2961,7 @@
               <w:rPr>
                 <w:rFonts w:hint="eastAsia" w:ascii="仿宋_GB2312" w:eastAsia="仿宋_GB2312" w:cs="AdobeSongStd-Light"/>
                 <w:b/>
-                <w:color w:val="auto"/>
+                <w:color w:val="0000FF"/>
                 <w:kern w:val="0"/>
                 <w:sz w:val="24"/>
                 <w:highlight w:val="none"/>
@@ -3022,7 +3022,7 @@
               <w:rPr>
                 <w:rFonts w:ascii="仿宋_GB2312" w:eastAsia="仿宋_GB2312" w:cs="AdobeSongStd-Light"/>
                 <w:b/>
-                <w:color w:val="auto"/>
+                <w:color w:val="0000FF"/>
                 <w:kern w:val="0"/>
                 <w:sz w:val="24"/>
                 <w:highlight w:val="none"/>
@@ -3033,7 +3033,7 @@
                 <w:rFonts w:hint="eastAsia" w:ascii="仿宋_GB2312" w:eastAsia="仿宋_GB2312" w:cs="AdobeSongStd-Light"/>
                 <w:b w:val="0"/>
                 <w:bCs/>
-                <w:color w:val="auto"/>
+                <w:color w:val="0000FF"/>
                 <w:kern w:val="0"/>
                 <w:sz w:val="24"/>
                 <w:highlight w:val="none"/>
@@ -3140,7 +3140,7 @@
               <w:rPr>
                 <w:rFonts w:hint="default" w:ascii="仿宋_GB2312" w:eastAsia="仿宋_GB2312" w:cs="AdobeSongStd-Light"/>
                 <w:b/>
-                <w:color w:val="auto"/>
+                <w:color w:val="0000FF"/>
                 <w:kern w:val="0"/>
                 <w:sz w:val="24"/>
                 <w:highlight w:val="none"/>
@@ -3150,7 +3150,7 @@
             <w:r>
               <w:rPr>
                 <w:rFonts w:hint="eastAsia" w:ascii="仿宋_GB2312" w:hAnsi="宋体" w:eastAsia="仿宋_GB2312" w:cs="宋体"/>
-                <w:color w:val="auto"/>
+                <w:color w:val="0000FF"/>
                 <w:kern w:val="0"/>
                 <w:sz w:val="24"/>
                 <w:highlight w:val="none"/>
@@ -3254,7 +3254,7 @@
               <w:jc w:val="center"/>
               <w:rPr>
                 <w:rFonts w:hint="default" w:ascii="仿宋_GB2312" w:hAnsi="宋体" w:eastAsia="仿宋_GB2312" w:cs="宋体"/>
-                <w:color w:val="auto"/>
+                <w:color w:val="0000FF"/>
                 <w:kern w:val="0"/>
                 <w:sz w:val="24"/>
                 <w:highlight w:val="none"/>
@@ -3264,7 +3264,7 @@
             <w:r>
               <w:rPr>
                 <w:rFonts w:hint="eastAsia" w:ascii="仿宋_GB2312" w:hAnsi="宋体" w:eastAsia="仿宋_GB2312" w:cs="宋体"/>
-                <w:color w:val="auto"/>
+                <w:color w:val="0000FF"/>
                 <w:kern w:val="0"/>
                 <w:sz w:val="24"/>
                 <w:highlight w:val="none"/>
@@ -3289,7 +3289,7 @@
               <w:jc w:val="center"/>
               <w:rPr>
                 <w:rFonts w:hint="default" w:ascii="仿宋_GB2312" w:hAnsi="宋体" w:eastAsia="仿宋_GB2312" w:cs="宋体"/>
-                <w:color w:val="auto"/>
+                <w:color w:val="0000FF"/>
                 <w:kern w:val="0"/>
                 <w:sz w:val="24"/>
                 <w:highlight w:val="none"/>
@@ -3299,7 +3299,7 @@
             <w:r>
               <w:rPr>
                 <w:rFonts w:hint="eastAsia" w:ascii="仿宋_GB2312" w:hAnsi="宋体" w:eastAsia="仿宋_GB2312" w:cs="宋体"/>
-                <w:color w:val="auto"/>
+                <w:color w:val="0000FF"/>
                 <w:kern w:val="0"/>
                 <w:sz w:val="24"/>
                 <w:highlight w:val="none"/>
@@ -5623,7 +5623,7 @@
               <w:rPr>
                 <w:rFonts w:hint="eastAsia" w:ascii="仿宋_GB2312" w:eastAsia="仿宋_GB2312" w:cs="AdobeSongStd-Light"/>
                 <w:b/>
-                <w:color w:val="auto"/>
+                <w:color w:val="0000FF"/>
                 <w:kern w:val="0"/>
                 <w:sz w:val="24"/>
                 <w:highlight w:val="none"/>
@@ -5684,7 +5684,7 @@
               <w:rPr>
                 <w:rFonts w:ascii="仿宋_GB2312" w:eastAsia="仿宋_GB2312" w:cs="AdobeSongStd-Light"/>
                 <w:b/>
-                <w:color w:val="auto"/>
+                <w:color w:val="0000FF"/>
                 <w:kern w:val="0"/>
                 <w:sz w:val="24"/>
                 <w:highlight w:val="none"/>
@@ -5695,7 +5695,7 @@
                 <w:rFonts w:hint="eastAsia" w:ascii="仿宋_GB2312" w:eastAsia="仿宋_GB2312" w:cs="AdobeSongStd-Light"/>
                 <w:b w:val="0"/>
                 <w:bCs/>
-                <w:color w:val="auto"/>
+                <w:color w:val="0000FF"/>
                 <w:kern w:val="0"/>
                 <w:sz w:val="24"/>
                 <w:highlight w:val="none"/>
@@ -5802,7 +5802,7 @@
               <w:rPr>
                 <w:rFonts w:hint="default" w:ascii="仿宋_GB2312" w:eastAsia="仿宋_GB2312" w:cs="AdobeSongStd-Light"/>
                 <w:b/>
-                <w:color w:val="auto"/>
+                <w:color w:val="0000FF"/>
                 <w:kern w:val="0"/>
                 <w:sz w:val="24"/>
                 <w:highlight w:val="none"/>
@@ -5812,7 +5812,7 @@
             <w:r>
               <w:rPr>
                 <w:rFonts w:hint="eastAsia" w:ascii="仿宋_GB2312" w:hAnsi="宋体" w:eastAsia="仿宋_GB2312" w:cs="宋体"/>
-                <w:color w:val="auto"/>
+                <w:color w:val="0000FF"/>
                 <w:kern w:val="0"/>
                 <w:sz w:val="24"/>
                 <w:highlight w:val="none"/>
@@ -5916,7 +5916,7 @@
               <w:jc w:val="center"/>
               <w:rPr>
                 <w:rFonts w:hint="default" w:ascii="仿宋_GB2312" w:hAnsi="宋体" w:eastAsia="仿宋_GB2312" w:cs="宋体"/>
-                <w:color w:val="auto"/>
+                <w:color w:val="0000FF"/>
                 <w:kern w:val="0"/>
                 <w:sz w:val="24"/>
                 <w:highlight w:val="none"/>
@@ -5926,7 +5926,7 @@
             <w:r>
               <w:rPr>
                 <w:rFonts w:hint="eastAsia" w:ascii="仿宋_GB2312" w:hAnsi="宋体" w:eastAsia="仿宋_GB2312" w:cs="宋体"/>
-                <w:color w:val="auto"/>
+                <w:color w:val="0000FF"/>
                 <w:kern w:val="0"/>
                 <w:sz w:val="24"/>
                 <w:highlight w:val="none"/>
@@ -5951,7 +5951,7 @@
               <w:jc w:val="center"/>
               <w:rPr>
                 <w:rFonts w:hint="default" w:ascii="仿宋_GB2312" w:hAnsi="宋体" w:eastAsia="仿宋_GB2312" w:cs="宋体"/>
-                <w:color w:val="auto"/>
+                <w:color w:val="0000FF"/>
                 <w:kern w:val="0"/>
                 <w:sz w:val="24"/>
                 <w:highlight w:val="none"/>
@@ -5961,7 +5961,7 @@
             <w:r>
               <w:rPr>
                 <w:rFonts w:hint="eastAsia" w:ascii="仿宋_GB2312" w:hAnsi="宋体" w:eastAsia="仿宋_GB2312" w:cs="宋体"/>
-                <w:color w:val="auto"/>
+                <w:color w:val="0000FF"/>
                 <w:kern w:val="0"/>
                 <w:sz w:val="24"/>
                 <w:highlight w:val="none"/>
@@ -8375,7 +8375,7 @@
               <w:rPr>
                 <w:rFonts w:hint="eastAsia" w:ascii="仿宋_GB2312" w:eastAsia="仿宋_GB2312" w:cs="AdobeSongStd-Light"/>
                 <w:b/>
-                <w:color w:val="auto"/>
+                <w:color w:val="0000FF"/>
                 <w:kern w:val="0"/>
                 <w:sz w:val="24"/>
                 <w:highlight w:val="none"/>
@@ -8385,7 +8385,7 @@
               <w:rPr>
                 <w:rFonts w:hint="eastAsia" w:ascii="仿宋_GB2312" w:eastAsia="仿宋_GB2312" w:cs="AdobeSongStd-Light"/>
                 <w:b/>
-                <w:color w:val="auto"/>
+                <w:color w:val="0000FF"/>
                 <w:kern w:val="0"/>
                 <w:sz w:val="24"/>
                 <w:highlight w:val="none"/>
@@ -8446,7 +8446,7 @@
               <w:rPr>
                 <w:rFonts w:ascii="仿宋_GB2312" w:eastAsia="仿宋_GB2312" w:cs="AdobeSongStd-Light"/>
                 <w:b/>
-                <w:color w:val="auto"/>
+                <w:color w:val="0000FF"/>
                 <w:kern w:val="0"/>
                 <w:sz w:val="24"/>
                 <w:highlight w:val="none"/>
@@ -8457,7 +8457,7 @@
                 <w:rFonts w:hint="eastAsia" w:ascii="仿宋_GB2312" w:eastAsia="仿宋_GB2312" w:cs="AdobeSongStd-Light"/>
                 <w:b w:val="0"/>
                 <w:bCs/>
-                <w:color w:val="auto"/>
+                <w:color w:val="0000FF"/>
                 <w:kern w:val="0"/>
                 <w:sz w:val="24"/>
                 <w:highlight w:val="none"/>
@@ -8564,7 +8564,7 @@
               <w:rPr>
                 <w:rFonts w:hint="default" w:ascii="仿宋_GB2312" w:eastAsia="仿宋_GB2312" w:cs="AdobeSongStd-Light"/>
                 <w:b/>
-                <w:color w:val="auto"/>
+                <w:color w:val="0000FF"/>
                 <w:kern w:val="0"/>
                 <w:sz w:val="24"/>
                 <w:highlight w:val="none"/>
@@ -8574,7 +8574,7 @@
             <w:r>
               <w:rPr>
                 <w:rFonts w:hint="eastAsia" w:ascii="仿宋_GB2312" w:hAnsi="宋体" w:eastAsia="仿宋_GB2312" w:cs="宋体"/>
-                <w:color w:val="auto"/>
+                <w:color w:val="0000FF"/>
                 <w:kern w:val="0"/>
                 <w:sz w:val="24"/>
                 <w:highlight w:val="none"/>
@@ -8678,7 +8678,7 @@
               <w:jc w:val="center"/>
               <w:rPr>
                 <w:rFonts w:hint="default" w:ascii="仿宋_GB2312" w:hAnsi="宋体" w:eastAsia="仿宋_GB2312" w:cs="宋体"/>
-                <w:color w:val="auto"/>
+                <w:color w:val="0000FF"/>
                 <w:kern w:val="0"/>
                 <w:sz w:val="24"/>
                 <w:highlight w:val="none"/>
@@ -8688,7 +8688,7 @@
             <w:r>
               <w:rPr>
                 <w:rFonts w:hint="eastAsia" w:ascii="仿宋_GB2312" w:hAnsi="宋体" w:eastAsia="仿宋_GB2312" w:cs="宋体"/>
-                <w:color w:val="auto"/>
+                <w:color w:val="0000FF"/>
                 <w:kern w:val="0"/>
                 <w:sz w:val="24"/>
                 <w:highlight w:val="none"/>
@@ -8713,7 +8713,7 @@
               <w:jc w:val="center"/>
               <w:rPr>
                 <w:rFonts w:hint="default" w:ascii="仿宋_GB2312" w:hAnsi="宋体" w:eastAsia="仿宋_GB2312" w:cs="宋体"/>
-                <w:color w:val="auto"/>
+                <w:color w:val="0000FF"/>
                 <w:kern w:val="0"/>
                 <w:sz w:val="24"/>
                 <w:highlight w:val="none"/>
@@ -8723,7 +8723,7 @@
             <w:r>
               <w:rPr>
                 <w:rFonts w:hint="eastAsia" w:ascii="仿宋_GB2312" w:hAnsi="宋体" w:eastAsia="仿宋_GB2312" w:cs="宋体"/>
-                <w:color w:val="auto"/>
+                <w:color w:val="0000FF"/>
                 <w:kern w:val="0"/>
                 <w:sz w:val="24"/>
                 <w:highlight w:val="none"/>
@@ -11061,11 +11061,13 @@
                 <w:highlight w:val="none"/>
               </w:rPr>
             </w:pPr>
+            <w:bookmarkStart w:id="0" w:name="_GoBack"/>
+            <w:bookmarkEnd w:id="0"/>
             <w:r>
               <w:rPr>
                 <w:rFonts w:hint="eastAsia" w:ascii="仿宋_GB2312" w:eastAsia="仿宋_GB2312" w:cs="AdobeSongStd-Light"/>
                 <w:b/>
-                <w:color w:val="auto"/>
+                <w:color w:val="0000FF"/>
                 <w:kern w:val="0"/>
                 <w:sz w:val="24"/>
                 <w:highlight w:val="none"/>
@@ -11126,7 +11128,7 @@
               <w:rPr>
                 <w:rFonts w:ascii="仿宋_GB2312" w:eastAsia="仿宋_GB2312" w:cs="AdobeSongStd-Light"/>
                 <w:b/>
-                <w:color w:val="auto"/>
+                <w:color w:val="0000FF"/>
                 <w:kern w:val="0"/>
                 <w:sz w:val="24"/>
                 <w:highlight w:val="none"/>
@@ -11137,7 +11139,7 @@
                 <w:rFonts w:hint="eastAsia" w:ascii="仿宋_GB2312" w:eastAsia="仿宋_GB2312" w:cs="AdobeSongStd-Light"/>
                 <w:b w:val="0"/>
                 <w:bCs/>
-                <w:color w:val="auto"/>
+                <w:color w:val="0000FF"/>
                 <w:kern w:val="0"/>
                 <w:sz w:val="24"/>
                 <w:highlight w:val="none"/>
@@ -11244,7 +11246,7 @@
               <w:rPr>
                 <w:rFonts w:hint="default" w:ascii="仿宋_GB2312" w:eastAsia="仿宋_GB2312" w:cs="AdobeSongStd-Light"/>
                 <w:b/>
-                <w:color w:val="auto"/>
+                <w:color w:val="0000FF"/>
                 <w:kern w:val="0"/>
                 <w:sz w:val="24"/>
                 <w:highlight w:val="none"/>
@@ -11254,7 +11256,7 @@
             <w:r>
               <w:rPr>
                 <w:rFonts w:hint="eastAsia" w:ascii="仿宋_GB2312" w:hAnsi="宋体" w:eastAsia="仿宋_GB2312" w:cs="宋体"/>
-                <w:color w:val="auto"/>
+                <w:color w:val="0000FF"/>
                 <w:kern w:val="0"/>
                 <w:sz w:val="24"/>
                 <w:highlight w:val="none"/>
@@ -11358,7 +11360,7 @@
               <w:jc w:val="center"/>
               <w:rPr>
                 <w:rFonts w:hint="default" w:ascii="仿宋_GB2312" w:hAnsi="宋体" w:eastAsia="仿宋_GB2312" w:cs="宋体"/>
-                <w:color w:val="auto"/>
+                <w:color w:val="0000FF"/>
                 <w:kern w:val="0"/>
                 <w:sz w:val="24"/>
                 <w:highlight w:val="none"/>
@@ -11368,7 +11370,7 @@
             <w:r>
               <w:rPr>
                 <w:rFonts w:hint="eastAsia" w:ascii="仿宋_GB2312" w:hAnsi="宋体" w:eastAsia="仿宋_GB2312" w:cs="宋体"/>
-                <w:color w:val="auto"/>
+                <w:color w:val="0000FF"/>
                 <w:kern w:val="0"/>
                 <w:sz w:val="24"/>
                 <w:highlight w:val="none"/>
@@ -11393,7 +11395,7 @@
               <w:jc w:val="center"/>
               <w:rPr>
                 <w:rFonts w:hint="default" w:ascii="仿宋_GB2312" w:hAnsi="宋体" w:eastAsia="仿宋_GB2312" w:cs="宋体"/>
-                <w:color w:val="auto"/>
+                <w:color w:val="0000FF"/>
                 <w:kern w:val="0"/>
                 <w:sz w:val="24"/>
                 <w:highlight w:val="none"/>
@@ -11403,26 +11405,13 @@
             <w:r>
               <w:rPr>
                 <w:rFonts w:hint="eastAsia" w:ascii="仿宋_GB2312" w:hAnsi="宋体" w:eastAsia="仿宋_GB2312" w:cs="宋体"/>
-                <w:color w:val="auto"/>
+                <w:color w:val="0000FF"/>
                 <w:kern w:val="0"/>
                 <w:sz w:val="24"/>
                 <w:highlight w:val="none"/>
                 <w:lang w:val="en-US" w:eastAsia="zh-CN"/>
               </w:rPr>
-              <w:t>{{lianxi_dianhua5</w:t>
-            </w:r>
-            <w:bookmarkStart w:id="0" w:name="_GoBack"/>
-            <w:bookmarkEnd w:id="0"/>
-            <w:r>
-              <w:rPr>
-                <w:rFonts w:hint="eastAsia" w:ascii="仿宋_GB2312" w:hAnsi="宋体" w:eastAsia="仿宋_GB2312" w:cs="宋体"/>
-                <w:color w:val="auto"/>
-                <w:kern w:val="0"/>
-                <w:sz w:val="24"/>
-                <w:highlight w:val="none"/>
-                <w:lang w:val="en-US" w:eastAsia="zh-CN"/>
-              </w:rPr>
-              <w:t>}}</w:t>
+              <w:t>{{lianxi_dianhua5}}</w:t>
             </w:r>
           </w:p>
         </w:tc>
@@ -13684,7 +13673,7 @@
     <w:lsdException w:qFormat="1" w:unhideWhenUsed="0" w:uiPriority="0" w:semiHidden="0" w:name="Title"/>
     <w:lsdException w:unhideWhenUsed="0" w:uiPriority="0" w:semiHidden="0" w:name="Closing"/>
     <w:lsdException w:unhideWhenUsed="0" w:uiPriority="0" w:semiHidden="0" w:name="Signature"/>
-    <w:lsdException w:unhideWhenUsed="0" w:uiPriority="0" w:name="Default Paragraph Font"/>
+    <w:lsdException w:qFormat="1" w:unhideWhenUsed="0" w:uiPriority="0" w:name="Default Paragraph Font"/>
     <w:lsdException w:unhideWhenUsed="0" w:uiPriority="0" w:semiHidden="0" w:name="Body Text"/>
     <w:lsdException w:unhideWhenUsed="0" w:uiPriority="0" w:semiHidden="0" w:name="Body Text Indent"/>
     <w:lsdException w:unhideWhenUsed="0" w:uiPriority="0" w:semiHidden="0" w:name="List Continue"/>
@@ -13887,6 +13876,7 @@
   <w:style w:type="character" w:default="1" w:styleId="4">
     <w:name w:val="Default Paragraph Font"/>
     <w:semiHidden/>
+    <w:qFormat/>
     <w:uiPriority w:val="0"/>
   </w:style>
   <w:style w:type="table" w:default="1" w:styleId="3">
